--- a/final/韩观萍小论文_参考文献重构版.docx
+++ b/final/韩观萍小论文_参考文献重构版.docx
@@ -800,41 +800,6 @@
           <w:szCs w:val="21"/>
         </w:rPr>
         <w:t>余年历史遗存[12]。</w:t>
-      </w:r>
-      <w:r>
-        <w:rPr>
-          <w:rFonts w:hint="eastAsia" w:ascii="Times New Roman" w:hAnsi="Times New Roman" w:eastAsia="宋体"/>
-          <w:szCs w:val="21"/>
-          <w:vertAlign w:val="superscript"/>
-        </w:rPr>
-        <w:fldChar w:fldCharType="begin"/>
-      </w:r>
-      <w:r>
-        <w:instrText xml:space="preserve"> REF _Ref21614 \r \h  \* MERGEFORMAT</w:instrText>
-      </w:r>
-      <w:r>
-        <w:rPr>
-          <w:rFonts w:hint="eastAsia" w:ascii="Times New Roman" w:hAnsi="Times New Roman" w:eastAsia="宋体"/>
-          <w:szCs w:val="21"/>
-          <w:vertAlign w:val="superscript"/>
-        </w:rPr>
-        <w:fldChar w:fldCharType="separate"/>
-      </w:r>
-      <w:r>
-        <w:rPr>
-          <w:rFonts w:hint="eastAsia" w:ascii="Times New Roman" w:hAnsi="Times New Roman" w:eastAsia="宋体"/>
-          <w:szCs w:val="21"/>
-          <w:vertAlign w:val="superscript"/>
-        </w:rPr>
-        <w:t/>
-      </w:r>
-      <w:r>
-        <w:rPr>
-          <w:rFonts w:hint="eastAsia" w:ascii="Times New Roman" w:hAnsi="Times New Roman" w:eastAsia="宋体"/>
-          <w:szCs w:val="21"/>
-          <w:vertAlign w:val="superscript"/>
-        </w:rPr>
-        <w:fldChar w:fldCharType="end"/>
       </w:r>
       <w:r>
         <w:rPr>

--- a/final/韩观萍小论文_参考文献重构版.docx
+++ b/final/韩观萍小论文_参考文献重构版.docx
@@ -4649,10 +4649,6 @@
     </w:p>
     <w:p>
       <w:pPr>
-        <w:numPr>
-          <w:ilvl w:val="0"/>
-          <w:numId w:val="1"/>
-        </w:numPr>
         <w:tabs>
           <w:tab w:val="clear" w:pos="397"/>
         </w:tabs>
@@ -4674,10 +4670,6 @@
     </w:p>
     <w:p>
       <w:pPr>
-        <w:numPr>
-          <w:ilvl w:val="0"/>
-          <w:numId w:val="1"/>
-        </w:numPr>
         <w:tabs>
           <w:tab w:val="clear" w:pos="397"/>
         </w:tabs>
@@ -4699,10 +4691,6 @@
     </w:p>
     <w:p>
       <w:pPr>
-        <w:numPr>
-          <w:ilvl w:val="0"/>
-          <w:numId w:val="1"/>
-        </w:numPr>
         <w:tabs>
           <w:tab w:val="clear" w:pos="397"/>
         </w:tabs>
@@ -4724,10 +4712,6 @@
     </w:p>
     <w:p>
       <w:pPr>
-        <w:numPr>
-          <w:ilvl w:val="0"/>
-          <w:numId w:val="1"/>
-        </w:numPr>
         <w:tabs>
           <w:tab w:val="clear" w:pos="397"/>
         </w:tabs>
@@ -4749,10 +4733,6 @@
     </w:p>
     <w:p>
       <w:pPr>
-        <w:numPr>
-          <w:ilvl w:val="0"/>
-          <w:numId w:val="1"/>
-        </w:numPr>
         <w:tabs>
           <w:tab w:val="clear" w:pos="397"/>
         </w:tabs>
@@ -4774,10 +4754,6 @@
     </w:p>
     <w:p>
       <w:pPr>
-        <w:numPr>
-          <w:ilvl w:val="0"/>
-          <w:numId w:val="1"/>
-        </w:numPr>
         <w:tabs>
           <w:tab w:val="clear" w:pos="397"/>
         </w:tabs>
@@ -4799,10 +4775,6 @@
     </w:p>
     <w:p>
       <w:pPr>
-        <w:numPr>
-          <w:ilvl w:val="0"/>
-          <w:numId w:val="1"/>
-        </w:numPr>
         <w:tabs>
           <w:tab w:val="clear" w:pos="397"/>
         </w:tabs>
@@ -4824,10 +4796,6 @@
     </w:p>
     <w:p>
       <w:pPr>
-        <w:numPr>
-          <w:ilvl w:val="0"/>
-          <w:numId w:val="1"/>
-        </w:numPr>
         <w:tabs>
           <w:tab w:val="clear" w:pos="397"/>
         </w:tabs>
@@ -4849,10 +4817,6 @@
     </w:p>
     <w:p>
       <w:pPr>
-        <w:numPr>
-          <w:ilvl w:val="0"/>
-          <w:numId w:val="1"/>
-        </w:numPr>
         <w:tabs>
           <w:tab w:val="clear" w:pos="397"/>
         </w:tabs>
@@ -4874,10 +4838,6 @@
     </w:p>
     <w:p>
       <w:pPr>
-        <w:numPr>
-          <w:ilvl w:val="0"/>
-          <w:numId w:val="1"/>
-        </w:numPr>
         <w:tabs>
           <w:tab w:val="clear" w:pos="397"/>
         </w:tabs>
@@ -4899,10 +4859,6 @@
     </w:p>
     <w:p>
       <w:pPr>
-        <w:numPr>
-          <w:ilvl w:val="0"/>
-          <w:numId w:val="1"/>
-        </w:numPr>
         <w:tabs>
           <w:tab w:val="clear" w:pos="397"/>
         </w:tabs>
@@ -4924,10 +4880,6 @@
     </w:p>
     <w:p>
       <w:pPr>
-        <w:numPr>
-          <w:ilvl w:val="0"/>
-          <w:numId w:val="1"/>
-        </w:numPr>
         <w:tabs>
           <w:tab w:val="clear" w:pos="397"/>
         </w:tabs>
@@ -4949,10 +4901,6 @@
     </w:p>
     <w:p>
       <w:pPr>
-        <w:numPr>
-          <w:ilvl w:val="0"/>
-          <w:numId w:val="1"/>
-        </w:numPr>
         <w:tabs>
           <w:tab w:val="clear" w:pos="397"/>
         </w:tabs>
@@ -4974,10 +4922,6 @@
     </w:p>
     <w:p>
       <w:pPr>
-        <w:numPr>
-          <w:ilvl w:val="0"/>
-          <w:numId w:val="1"/>
-        </w:numPr>
         <w:tabs>
           <w:tab w:val="clear" w:pos="397"/>
         </w:tabs>

--- a/final/韩观萍小论文_参考文献重构版.docx
+++ b/final/韩观萍小论文_参考文献重构版.docx
@@ -322,7 +322,7 @@
           <w:rFonts w:hint="eastAsia" w:ascii="Times New Roman" w:hAnsi="Times New Roman" w:eastAsia="宋体"/>
           <w:szCs w:val="21"/>
         </w:rPr>
-        <w:t>随着我国城市发展进入存量更新和品质提升阶段，工业遗产逐渐成为城市空间优化与文化价值再生产的重要资源。《关于持续推进城市更新行动的意见》强调坚持保护优先、合理利用，推动历史文化资源保护与城市功能提升协同发展，为工业遗产保护利用和活化更新提供了政策导向。在此背景下，工业遗产不再是单纯承载工业生产功能的物质遗存，而是在城市更新、文化消费和地方认同建构过程中不断被重新定义的社会空间载体[1-2]。</w:t>
+        <w:t>随着我国城市发展进入存量更新和品质提升阶段，工业遗产逐渐成为城市空间优化与文化价值再生产的重要资源。《关于持续推进城市更新行动的意见》强调坚持保护优先、合理利用，推动历史文化资源保护与城市功能提升协同发展，为工业遗产保护利用和活化更新提供了政策导向。在此背景下，工业遗产不再是单纯承载工业生产功能的物质遗存，而是在城市更新、文化消费和地方认同建构过程中不断被重新定义的社会空间载体[1-7]。</w:t>
       </w:r>
     </w:p>
     <w:p>
@@ -346,7 +346,7 @@
           <w:rFonts w:hint="eastAsia" w:ascii="Times New Roman" w:hAnsi="Times New Roman" w:cs="Times New Roman"/>
           <w:szCs w:val="21"/>
         </w:rPr>
-        <w:t>程以及空间意义的动态生成机制。相关研究指出，工业遗产并非固有价值的物质对象，而是在不同主体、制度环境和社会实践共同作用下形成的文化资本和地方认同载体[2-3]。</w:t>
+        <w:t>程以及空间意义的动态生成机制。相关研究指出，工业遗产并非固有价值的物质对象，而是在不同主体、制度环境和社会实践共同作用下形成的文化资本和地方认同载体[1-7]。国内研究也由价值判定与功能再利用逐步拓展至关系重构、创意再生、文化导向更新及文旅融合等议题，关注工业遗产在经济、社会与文化维度上的复合价值[1-7]。</w:t>
       </w:r>
     </w:p>
     <w:p>
@@ -363,7 +363,7 @@
           <w:rFonts w:hint="eastAsia" w:ascii="Times New Roman" w:hAnsi="Times New Roman" w:eastAsia="宋体"/>
           <w:szCs w:val="21"/>
         </w:rPr>
-        <w:t>近年来，工业遗产更新研究进一步由单一保护利用转向文化驱动型更新、多主体协同治理和空间价值重构。工业遗产空间逐渐由传统生产空间转变为融合文化展示、公共活动、商业消费的复合型空间，其转型过程不仅涉及物质空间功能调整，</w:t>
+        <w:t>近年来，工业遗产更新研究进一步由单一保护利用转向文化驱动型更新、多主体协同治理和空间价值重构。工业遗产空间逐渐由传统生产空间转变为融合文化展示、公共活动、商业消费的复合型空间，其转型过程不仅涉及物质空间功能调整，还包含制度规则、主体关系和空间意义的重新组织。从空间生产视角看，旧工业区与工业遗产的更新同时表现为物质空间延续、社会关系重组和文化意义再造，权力、资本与社会力量的互动共同塑造更新路径[8-10]；相近的旅游及遗产空间研究也表明，消费需求、外来资本与多元主体参与会持续推动空间功能与地方关系重构[11-12]。</w:t>
       </w:r>
       <w:r>
         <w:rPr>
@@ -371,14 +371,14 @@
           <w:szCs w:val="21"/>
           <w:lang w:val="en-US" w:eastAsia="zh-CN"/>
         </w:rPr>
-        <w:t>还包含</w:t>
-      </w:r>
-      <w:r>
-        <w:rPr>
-          <w:rFonts w:hint="eastAsia" w:ascii="Times New Roman" w:hAnsi="Times New Roman" w:eastAsia="宋体"/>
-          <w:szCs w:val="21"/>
-        </w:rPr>
-        <w:t>制度规则、主体关系和空间意义的重新组织。已有研究表明，政府、市场主体、社会组织和公众等多元行动者在工业遗产更新过程中发</w:t>
+        <w:t/>
+      </w:r>
+      <w:r>
+        <w:rPr>
+          <w:rFonts w:hint="eastAsia" w:ascii="Times New Roman" w:hAnsi="Times New Roman" w:eastAsia="宋体"/>
+          <w:szCs w:val="21"/>
+        </w:rPr>
+        <w:t>已有研究表明，政府、市场主体、社会组织和公众等多元行动者在工业遗产更新过程中发挥了重要作用，不同价值诉求和行动目标之间的协调关系成为影响空间转型路径的重要因素[13-15]。制度变迁相关研究进一步指出，治理主体的行为边界会受到正式制度、非正式制度及多重利益目标的共同塑造[13-15]。</w:t>
       </w:r>
       <w:r>
         <w:rPr>
@@ -386,14 +386,14 @@
           <w:szCs w:val="21"/>
           <w:lang w:eastAsia="zh-CN"/>
         </w:rPr>
-        <w:t>挥了</w:t>
-      </w:r>
-      <w:r>
-        <w:rPr>
-          <w:rFonts w:hint="eastAsia" w:ascii="Times New Roman" w:hAnsi="Times New Roman" w:eastAsia="宋体"/>
-          <w:szCs w:val="21"/>
-        </w:rPr>
-        <w:t>重要作用，不同价值诉求和行动目标之间的协调关系成为影响空间转型路径的重要因素[4-7]。然而，现有研究仍存在一定不足。首先，已有工业遗产研究多关注更新模式、空间形态变化和利用效果，对工业遗产空间</w:t>
+        <w:t/>
+      </w:r>
+      <w:r>
+        <w:rPr>
+          <w:rFonts w:hint="eastAsia" w:ascii="Times New Roman" w:hAnsi="Times New Roman" w:eastAsia="宋体"/>
+          <w:szCs w:val="21"/>
+        </w:rPr>
+        <w:t>然而，现有研究仍存在一定不足。首先，已有工业遗产研究多关注更新模式、空间形态变化和利用效果，对工业遗产空间</w:t>
       </w:r>
       <w:r>
         <w:rPr>
@@ -455,7 +455,7 @@
           <w:rFonts w:hint="eastAsia" w:ascii="Times New Roman" w:hAnsi="Times New Roman" w:eastAsia="宋体"/>
           <w:szCs w:val="21"/>
         </w:rPr>
-        <w:t>工业遗产空间再生产本质上是一个由制度环境、行动关系和空间实践共同作用的动态过程。多重制度逻辑为工业遗产价值重构提供方向和规则基础[8-9]，行动者网络通过关系重组和资源整合实现制度价值向空间实践的转化[10-11]，而空间实践进一步推动物质空间、社会关系的重新生产[5-7]。因此，有必要从制度转译和地方重构视角，构建“制度转译—网络重构—空间再生产”的分析框架，揭示工业遗产由生产空间向文化空间转型的内在机制。</w:t>
+        <w:t>工业遗产空间再生产本质上是一个由制度环境、行动关系和空间实践共同作用的动态过程。多重制度逻辑研究强调，不同制度逻辑在同一场域中的冲突、兼容与调适会通过行动者互动影响制度变迁及治理结果[16-18]。行动者网络相关研究则从转译、征召、动员与异议协商等过程揭示异质主体如何形成动态关系网络，并在社区治理、乡村旅游、文化遗产与空间转型等不同情境中推动关系与空间重构[19-26]。多重制度逻辑为工业遗产价值重构提供方向和规则基础[16-18]，行动者网络通过关系重组和资源整合实现制度价值向空间实践的转化[19-26]，而空间实践进一步推动物质空间、社会关系的重新生产[8-12]。因此，有必要从制度转译和地方重构视角，构建“制度转译—网络重构—空间再生产”的分析框架，揭示工业遗产由生产空间向文化空间转型的内在机制。</w:t>
       </w:r>
     </w:p>
     <w:p>
@@ -572,7 +572,7 @@
           <w:rFonts w:hint="eastAsia" w:ascii="Times New Roman" w:hAnsi="Times New Roman" w:eastAsia="宋体"/>
           <w:szCs w:val="21"/>
         </w:rPr>
-        <w:t>调整，也涉及价值认知和地方意义的重新建构。基于此，本文引入制度逻辑理论、行动者网络理论和空间生产理论，构建“制度转译—网络重构—空间再生产”的分析框架。其中，制度逻辑理论用于解释工业遗产空间价值形成的制度基础，揭示行政、市场、遗产保护和社会认同等多重逻辑对空间转型方向的影响[8-9]；</w:t>
+        <w:t>调整，也涉及价值认知和地方意义的重新建构。基于此，本文引入制度逻辑理论、行动者网络理论和空间生产理论，构建“制度转译—网络重构—空间再生产”的分析框架。其中，制度逻辑理论用于解释工业遗产空间价值形成的制度基础，揭示行政、市场、遗产保护和社会认同等多重逻辑对空间转型方向的影响[16-18]；</w:t>
       </w:r>
       <w:r>
         <w:rPr>
@@ -602,7 +602,7 @@
           <w:rFonts w:hint="eastAsia" w:ascii="Times New Roman" w:hAnsi="Times New Roman" w:eastAsia="宋体"/>
           <w:szCs w:val="21"/>
         </w:rPr>
-        <w:t>行动者网络理论用于分析制度价值向空间实践转化过程中的关系建构机制，通过问题呈现、利益赋予、征召动员、异议与协调等逐步构建起一个动态演化的行动者网络[10-11]。关键行动者在问题界定、利益整合与目标协调等环节中发挥着中枢功能，其行动持续影响转型的整体方向；空间生产理论则进一步解释其物质空间和社会关系的重构，并最终实现地方空间再生产[5-7]。三者共同为分析工业遗产空间转型过程及其内在机制提供理论基础。</w:t>
+        <w:t>行动者网络理论用于分析制度价值向空间实践转化过程中的关系建构机制，通过问题呈现、利益赋予、征召动员、异议与协调等逐步构建起一个动态演化的行动者网络[19-26]。关键行动者在问题界定、利益整合与目标协调等环节中发挥着中枢功能，其行动持续影响转型的整体方向；空间生产理论则进一步解释其物质空间和社会关系的重构，并最终实现地方空间再生产[8-12]。三者共同为分析工业遗产空间转型过程及其内在机制提供理论基础。</w:t>
       </w:r>
     </w:p>
     <w:p>
@@ -799,7 +799,7 @@
           <w:rFonts w:hint="eastAsia" w:ascii="Times New Roman" w:hAnsi="Times New Roman" w:eastAsia="宋体"/>
           <w:szCs w:val="21"/>
         </w:rPr>
-        <w:t>余年历史遗存[12]。</w:t>
+        <w:t>余年历史遗存[7]。</w:t>
       </w:r>
       <w:r>
         <w:rPr>
@@ -2246,7 +2246,7 @@
           <w:rFonts w:ascii="Times New Roman" w:hAnsi="Times New Roman" w:eastAsia="宋体"/>
           <w:szCs w:val="21"/>
         </w:rPr>
-        <w:t>1958年西影建厂至20世纪末，中国城市空间生产从属于国家计划经济体制和单位制社会组织结构[13]。</w:t>
+        <w:t>1958年西影建厂至20世纪末，中国城市空间生产从属于国家计划经济体制和单位制社会组织结构[27-28]。</w:t>
       </w:r>
       <w:r>
         <w:rPr>
@@ -2941,7 +2941,7 @@
           <w:rFonts w:ascii="Times New Roman" w:hAnsi="Times New Roman" w:eastAsia="宋体"/>
           <w:szCs w:val="21"/>
         </w:rPr>
-        <w:t>实施保护。两类制度逻辑在转型初期产生显著的张力：行政逻辑所驱动的空间置换需求和保护逻辑的限制开发强度形成了策略博弈[1-2]。</w:t>
+        <w:t>实施保护。两类制度逻辑在转型初期产生显著的张力：行政逻辑所驱动的空间置换需求和保护逻辑的限制开发强度形成了策略博弈[1,6,13-18]。</w:t>
       </w:r>
       <w:r>
         <w:rPr>
@@ -3201,7 +3201,7 @@
           <w:rFonts w:ascii="Times New Roman" w:hAnsi="Times New Roman" w:eastAsia="宋体"/>
           <w:szCs w:val="21"/>
         </w:rPr>
-        <w:t>被嵌入空间设计过程，转化为空间叙事与体验媒介。该过程本质上是行动者身份与功能的重新分配过程，也是行动者网络得以建立的基础环节。</w:t>
+        <w:t>被嵌入空间设计过程，转化为空间叙事与体验媒介。该过程本质上是行动者身份与功能的重新分配过程，也是行动者网络得以建立的基础环节[19-26]。</w:t>
       </w:r>
       <w:r>
         <w:rPr>
@@ -3350,7 +3350,7 @@
           <w:rFonts w:ascii="Times New Roman" w:hAnsi="Times New Roman" w:eastAsia="宋体"/>
           <w:szCs w:val="21"/>
         </w:rPr>
-        <w:t>消解政府对遗产完整性的顾虑，借助技能培训与岗位保障稳固职工利益，并以巩固影视创作基础地位回应专业主体的疑虑，促成行动者间信任关系的维持。总体来看，该阶段征召、动员与异议协调的持续运作，使西影在初步改造过程中逐步构建起以关键行动者为主导、多元主体协同参与的基础行动者网络，这一阶段网络的建构与演化，始终受政府行政逻辑的主导与遗产保护逻辑的约束，两大逻辑共同推动老厂区由封闭生产空间向开放型文化集聚区转型，并为后续的空间再生产奠定基础[10-11]。</w:t>
+        <w:t>消解政府对遗产完整性的顾虑，借助技能培训与岗位保障稳固职工利益，并以巩固影视创作基础地位回应专业主体的疑虑，促成行动者间信任关系的维持。总体来看，该阶段征召、动员与异议协调的持续运作，使西影在初步改造过程中逐步构建起以关键行动者为主导、多元主体协同参与的基础行动者网络，这一阶段网络的建构与演化，始终受政府行政逻辑的主导与遗产保护逻辑的约束，两大逻辑共同推动老厂区由封闭生产空间向开放型文化集聚区转型，并为后续的空间再生产奠定基础[13-18]。</w:t>
       </w:r>
       <w:r>
         <w:rPr>
@@ -3617,7 +3617,7 @@
           <w:rFonts w:hint="eastAsia" w:ascii="Times New Roman" w:hAnsi="Times New Roman" w:eastAsia="宋体"/>
           <w:szCs w:val="21"/>
         </w:rPr>
-        <w:t>不同逻辑的互动博弈，推动西影行动者网络的扩张和进一步重组[12,14]。</w:t>
+        <w:t>不同逻辑的互动博弈，推动西影行动者网络的扩张和进一步重组[7,11-12,15,23]。</w:t>
       </w:r>
       <w:r>
         <w:rPr>
@@ -3920,7 +3920,7 @@
           <w:rFonts w:ascii="Times New Roman" w:hAnsi="Times New Roman" w:eastAsia="宋体"/>
           <w:szCs w:val="21"/>
         </w:rPr>
-        <w:t>沉淀为承载电影工业发展荣光的历史遗存；对于本地市民与外来游客，这片曾经对外封闭的厂区，已转化为可供大众休闲游憩的公共开放空间[4-7,12]。</w:t>
+        <w:t>沉淀为承载电影工业发展荣光的历史遗存；对于本地市民与外来游客，这片曾经对外封闭的厂区，已转化为可供大众休闲游憩的公共开放空间[2,6-12,15]。</w:t>
       </w:r>
       <w:r>
         <w:rPr>
@@ -4195,7 +4195,7 @@
           <w:rFonts w:hint="eastAsia" w:ascii="Times New Roman" w:hAnsi="Times New Roman" w:eastAsia="宋体"/>
           <w:szCs w:val="21"/>
         </w:rPr>
-        <w:t>强制通行点之下。多重制度逻辑在协商和碰撞中实现规则调适，推动遗产价值从单一的工业生产价值向包含文化价值、经济价值和社会价值的复合空间价值重构，为空间再生产提供持续的制度基础和发展动力[8-9]。</w:t>
+        <w:t>强制通行点之下。多重制度逻辑在协商和碰撞中实现规则调适，推动遗产价值从单一的工业生产价值向包含文化价值、经济价值和社会价值的复合空间价值重构，为空间再生产提供持续的制度基础和发展动力[16-18]。</w:t>
       </w:r>
       <w:r>
         <w:rPr>
@@ -4291,7 +4291,7 @@
           <w:rFonts w:hint="eastAsia" w:ascii="Times New Roman" w:hAnsi="Times New Roman" w:eastAsia="宋体"/>
           <w:szCs w:val="21"/>
         </w:rPr>
-        <w:t>历史记忆收集，将其身份从被动的搬迁安置对象转化为文化记忆和遗产价值的讲述者，有效排除异议并化解社会身份疏离感；在运营发展阶段，通过拆除围墙，将封闭的大院资源转化为公共性的文化场域，平衡了商业资本收益与公众空间权益。多元主体在空间共享的共同目标下达成动态利益平衡，保障行动者网络的稳固运行和可持续演进[10-11]。</w:t>
+        <w:t>历史记忆收集，将其身份从被动的搬迁安置对象转化为文化记忆和遗产价值的讲述者，有效排除异议并化解社会身份疏离感；在运营发展阶段，通过拆除围墙，将封闭的大院资源转化为公共性的文化场域，平衡了商业资本收益与公众空间权益。多元主体在空间共享的共同目标下达成动态利益平衡，保障行动者网络的稳固运行和可持续演进[19-26]。</w:t>
       </w:r>
     </w:p>
     <w:p>
@@ -4334,7 +4334,7 @@
           <w:rFonts w:hint="eastAsia" w:ascii="Times New Roman" w:hAnsi="Times New Roman" w:eastAsia="宋体"/>
           <w:szCs w:val="21"/>
         </w:rPr>
-        <w:t>地方重构是指依托物质载体的景观重塑和情感连接再造，推动工业遗产空间从单一封闭的生产空间向具有文化认同和情感归属的场所转变的生成过程。苏式办公楼、红砖摄影棚及法桐大道等既是历史记忆的物质载体，也是遗产保护逻辑在物质层面的具象化表达。这些非人类行动者凭借其客观属性形成了强大的空间约束机制，迫使市场逻辑下的开发行为顺应既有建筑肌理进行微更新。在此基础上，老厂房、影视设备等工业遗存在市场逻辑的场景化打造下，与《大话西游》等经典影视IP互动，实现了工业遗产和现代文化消费场景的有效衔接，完成物质景观的价值再造。西影通过空间开放和文化IP活化，将曾经封闭的工业生产单位演变为公众可感知、可参与、可消费的情感场域。老职工在此寻得集体记忆和单位认同的延续，游客则在此获得深度的文化体验与社交认同。微观主体的深度参与及其受益程度，推动物质空间的更新与精神文化符号的相互作用，为西影工业遗产空间的持久活化注入动力[1-2,7,12,14]。</w:t>
+        <w:t>地方重构是指依托物质载体的景观重塑和情感连接再造，推动工业遗产空间从单一封闭的生产空间向具有文化认同和情感归属的场所转变的生成过程。苏式办公楼、红砖摄影棚及法桐大道等既是历史记忆的物质载体，也是遗产保护逻辑在物质层面的具象化表达。这些非人类行动者凭借其客观属性形成了强大的空间约束机制，迫使市场逻辑下的开发行为顺应既有建筑肌理进行微更新。在此基础上，老厂房、影视设备等工业遗存在市场逻辑的场景化打造下，与《大话西游》等经典影视IP互动，实现了工业遗产和现代文化消费场景的有效衔接，完成物质景观的价值再造。西影通过空间开放和文化IP活化，将曾经封闭的工业生产单位演变为公众可感知、可参与、可消费的情感场域。老职工在此寻得集体记忆和单位认同的延续，游客则在此获得深度的文化体验与社交认同。微观主体的深度参与及其受益程度，推动物质空间的更新与精神文化符号的相互作用，为西影工业遗产空间的持久活化注入动力[1-15,23]。</w:t>
       </w:r>
     </w:p>
     <w:p>
@@ -4686,7 +4686,7 @@
           <w:sz w:val="18"/>
           <w:szCs w:val="18"/>
         </w:rPr>
-        <w:t>[2] 张环宙,高静,黄克己,等.文化遗产保护传承机制研究：基于空间-行为互动的理论视角[J].地理研究,2025,44(10):2769-2786.</w:t>
+        <w:t>[2] 逯百慧,边兰春,王康.关系重构与空间变迁——一个工业遗产更新转型案例[J].工业建筑,2023,53(12):1-10.</w:t>
       </w:r>
     </w:p>
     <w:p>
@@ -4707,7 +4707,7 @@
           <w:sz w:val="18"/>
           <w:szCs w:val="18"/>
         </w:rPr>
-        <w:t>[3] 张艳,柴彦威.北京现代工业遗产的保护与文化内涵挖掘——基于城市单位大院的思考[J].城市发展研究,2013,20(2):23-28.</w:t>
+        <w:t>[3] 马仁锋,王腾飞,张文忠.创意再生视域宁波老工业区绅士化动力机制[J].地理学报,2019,74(4):780-796.</w:t>
       </w:r>
     </w:p>
     <w:p>
@@ -4728,7 +4728,7 @@
           <w:sz w:val="18"/>
           <w:szCs w:val="18"/>
         </w:rPr>
-        <w:t>[4] 逯百慧,边兰春,王康.关系重构与空间变迁——一个工业遗产更新转型案例[J].工业建筑,2023,53(12):1-10.</w:t>
+        <w:t>[4] 张艳,柴彦威.北京现代工业遗产的保护与文化内涵挖掘——基于城市单位大院的思考[J].城市发展研究,2013,20(2):23-28.</w:t>
       </w:r>
     </w:p>
     <w:p>
@@ -4749,7 +4749,7 @@
           <w:sz w:val="18"/>
           <w:szCs w:val="18"/>
         </w:rPr>
-        <w:t>[5] 宋永永,张桐雨,马蓓蓓,等.空间生产视角下城市旧工业区的更新机制与路径——基于“权力—资本—社会”框架的分析[J].地理与地理信息科学,2025,41(2):78-87.</w:t>
+        <w:t>[5] 朱思嘉,李斐然.文化主导的历史街区城市更新案例研究与启示[J].特区经济,2023(4):39-42.</w:t>
       </w:r>
     </w:p>
     <w:p>
@@ -4770,7 +4770,7 @@
           <w:sz w:val="18"/>
           <w:szCs w:val="18"/>
         </w:rPr>
-        <w:t>[6] 孙露,于涛.空间生产视角下旧城工业遗产更新机制研究——以南京国创园为例[J].现代城市研究,2024(9):17-24.</w:t>
+        <w:t>[6] 张环宙,高静,黄克己,等.文化遗产保护传承机制研究：基于空间-行为互动的理论视角[J].地理研究,2025,44(10):2769-2786.</w:t>
       </w:r>
     </w:p>
     <w:p>
@@ -4791,7 +4791,7 @@
           <w:sz w:val="18"/>
           <w:szCs w:val="18"/>
         </w:rPr>
-        <w:t>[7] 宋润森,陈烨,苏晨,等.空间生产视角下的城市工业遗产向文创空间转型研究——以济南市工业—文创空间为例[J].城市建筑,2024,21(23):55-58.</w:t>
+        <w:t>[7] 席岳婷,马文博,张配.文旅融合视域下工业遗产旅游推动城市更新的作用研究[J].经济研究参考,2025(1):130-144.</w:t>
       </w:r>
     </w:p>
     <w:p>
@@ -4812,7 +4812,7 @@
           <w:sz w:val="18"/>
           <w:szCs w:val="18"/>
         </w:rPr>
-        <w:t>[8] 周雪光,艾云.多重逻辑下的制度变迁：一个分析框架[J].中国社会科学,2010(4):132-150.</w:t>
+        <w:t>[8] 宋永永,张桐雨,马蓓蓓,等.空间生产视角下城市旧工业区的更新机制与路径——基于“权力—资本—社会”框架的分析[J].地理与地理信息科学,2025,41(2):78-87.</w:t>
       </w:r>
     </w:p>
     <w:p>
@@ -4833,7 +4833,7 @@
           <w:sz w:val="18"/>
           <w:szCs w:val="18"/>
         </w:rPr>
-        <w:t>[9] 阮海波,梁咏琪.多重制度逻辑下社区违建治理的困境及路径研究——基于四川省Y市H社区的田野调查[J].城市问题,2026(2):77-89.</w:t>
+        <w:t>[9] 孙露,于涛.空间生产视角下旧城工业遗产更新机制研究——以南京国创园为例[J].现代城市研究,2024(9):17-24.</w:t>
       </w:r>
     </w:p>
     <w:p>
@@ -4854,7 +4854,7 @@
           <w:sz w:val="18"/>
           <w:szCs w:val="18"/>
         </w:rPr>
-        <w:t>[10] 操小晋,朱天可,邓元媛,等.老旧单位社区更新的治理机制重构——基于行动者网络理论视角[J].现代城市研究,2022(6):113-119.</w:t>
+        <w:t>[10] 宋润森,陈烨,苏晨,等.空间生产视角下的城市工业遗产向文创空间转型研究——以济南市工业—文创空间为例[J].城市建筑,2024,21(23):55-58.</w:t>
       </w:r>
     </w:p>
     <w:p>
@@ -4875,7 +4875,7 @@
           <w:sz w:val="18"/>
           <w:szCs w:val="18"/>
         </w:rPr>
-        <w:t>[11] 王建英,孙琦,邹利林.基于行动者网络理论的海岛乡村空间演化路径——以福建平潭国际旅游岛北港村为例[J].地理科学,2025,45(5):1039-1049.</w:t>
+        <w:t>[11] 杨兴柱,杨周,朱跃.世界遗产地乡村聚落功能转型与空间重构——以汤口、寨西和山岔为例[J].地理研究,2020,39(10):2214-2232.</w:t>
       </w:r>
     </w:p>
     <w:p>
@@ -4896,7 +4896,7 @@
           <w:sz w:val="18"/>
           <w:szCs w:val="18"/>
         </w:rPr>
-        <w:t>[12] 席岳婷,马文博,张配.文旅融合视域下工业遗产旅游推动城市更新的作用研究[J].经济研究参考,2025(1):130-144.</w:t>
+        <w:t>[12] 郭斯琪,史春云,钱月祥,等.旅游绅士化影响下的乡村空间重构及其驱动机制——以徐州市汉王村为例[J].地理科学进展,2024,43(5):966-980.</w:t>
       </w:r>
     </w:p>
     <w:p>
@@ -4917,7 +4917,7 @@
           <w:sz w:val="18"/>
           <w:szCs w:val="18"/>
         </w:rPr>
-        <w:t>[13] 刘天宝,柴彦威.中国城市单位制研究进展[J].地域研究与开发,2013,32(5):13-21.</w:t>
+        <w:t>[13] 周敏,王勇,李广斌.从自治到共治：制度变迁视角下苏州传统村落空间治理逻辑[J].人文地理,2024,39(5):72-82.</w:t>
       </w:r>
     </w:p>
     <w:p>
@@ -4938,7 +4938,301 @@
           <w:sz w:val="18"/>
           <w:szCs w:val="18"/>
         </w:rPr>
-        <w:t>[14] 王华,郑艳芬.遗产地农村社区参与旅游发展的制度嵌入性——丹霞山瑶塘村与断石村比较研究[J].地理研究,2016,35(6):1164-1176.</w:t>
+        <w:t>[14] 刘鹏飞,袁奇峰,薛燕府.广州城中村改造中留守户问题治理制度变迁逻辑[J].自然资源学报,2025,40(1):249-266.</w:t>
+      </w:r>
+    </w:p>
+    <w:p>
+      <w:pPr>
+        <w:tabs>
+          <w:tab w:val="clear" w:pos="397"/>
+        </w:tabs>
+        <w:spacing w:line="440" w:lineRule="exact"/>
+        <w:rPr>
+          <w:rFonts w:ascii="Times New Roman" w:hAnsi="Times New Roman" w:eastAsia="宋体" w:cs="Times New Roman"/>
+          <w:sz w:val="18"/>
+          <w:szCs w:val="18"/>
+        </w:rPr>
+      </w:pPr>
+      <w:r>
+        <w:rPr>
+          <w:rFonts w:ascii="Times New Roman" w:hAnsi="Times New Roman" w:eastAsia="宋体" w:cs="Times New Roman"/>
+          <w:sz w:val="18"/>
+          <w:szCs w:val="18"/>
+        </w:rPr>
+        <w:t>[15] 王华,郑艳芬.遗产地农村社区参与旅游发展的制度嵌入性——丹霞山瑶塘村与断石村比较研究[J].地理研究,2016,35(6):1164-1176.</w:t>
+      </w:r>
+    </w:p>
+    <w:p>
+      <w:pPr>
+        <w:tabs>
+          <w:tab w:val="clear" w:pos="397"/>
+        </w:tabs>
+        <w:spacing w:line="440" w:lineRule="exact"/>
+        <w:rPr>
+          <w:rFonts w:ascii="Times New Roman" w:hAnsi="Times New Roman" w:eastAsia="宋体" w:cs="Times New Roman"/>
+          <w:sz w:val="18"/>
+          <w:szCs w:val="18"/>
+        </w:rPr>
+      </w:pPr>
+      <w:r>
+        <w:rPr>
+          <w:rFonts w:ascii="Times New Roman" w:hAnsi="Times New Roman" w:eastAsia="宋体" w:cs="Times New Roman"/>
+          <w:sz w:val="18"/>
+          <w:szCs w:val="18"/>
+        </w:rPr>
+        <w:t>[16] 周雪光,艾云.多重逻辑下的制度变迁：一个分析框架[J].中国社会科学,2010(4):132-150.</w:t>
+      </w:r>
+    </w:p>
+    <w:p>
+      <w:pPr>
+        <w:tabs>
+          <w:tab w:val="clear" w:pos="397"/>
+        </w:tabs>
+        <w:spacing w:line="440" w:lineRule="exact"/>
+        <w:rPr>
+          <w:rFonts w:ascii="Times New Roman" w:hAnsi="Times New Roman" w:eastAsia="宋体" w:cs="Times New Roman"/>
+          <w:sz w:val="18"/>
+          <w:szCs w:val="18"/>
+        </w:rPr>
+      </w:pPr>
+      <w:r>
+        <w:rPr>
+          <w:rFonts w:ascii="Times New Roman" w:hAnsi="Times New Roman" w:eastAsia="宋体" w:cs="Times New Roman"/>
+          <w:sz w:val="18"/>
+          <w:szCs w:val="18"/>
+        </w:rPr>
+        <w:t>[17] 阮海波,梁咏琪.多重制度逻辑下社区违建治理的困境及路径研究——基于四川省Y市H社区的田野调查[J].城市问题,2026(2):77-89.</w:t>
+      </w:r>
+    </w:p>
+    <w:p>
+      <w:pPr>
+        <w:tabs>
+          <w:tab w:val="clear" w:pos="397"/>
+        </w:tabs>
+        <w:spacing w:line="440" w:lineRule="exact"/>
+        <w:rPr>
+          <w:rFonts w:ascii="Times New Roman" w:hAnsi="Times New Roman" w:eastAsia="宋体" w:cs="Times New Roman"/>
+          <w:sz w:val="18"/>
+          <w:szCs w:val="18"/>
+        </w:rPr>
+      </w:pPr>
+      <w:r>
+        <w:rPr>
+          <w:rFonts w:ascii="Times New Roman" w:hAnsi="Times New Roman" w:eastAsia="宋体" w:cs="Times New Roman"/>
+          <w:sz w:val="18"/>
+          <w:szCs w:val="18"/>
+        </w:rPr>
+        <w:t>[18] 朱勋鸿,王大卫,胡珺祎,等.多重制度逻辑视角下乡村公共物品供给的制度变迁过程及其机制研究——以西部D村供水制度为例[J].公共管理学报,2025,22(4):79-90.</w:t>
+      </w:r>
+    </w:p>
+    <w:p>
+      <w:pPr>
+        <w:tabs>
+          <w:tab w:val="clear" w:pos="397"/>
+        </w:tabs>
+        <w:spacing w:line="440" w:lineRule="exact"/>
+        <w:rPr>
+          <w:rFonts w:ascii="Times New Roman" w:hAnsi="Times New Roman" w:eastAsia="宋体" w:cs="Times New Roman"/>
+          <w:sz w:val="18"/>
+          <w:szCs w:val="18"/>
+        </w:rPr>
+      </w:pPr>
+      <w:r>
+        <w:rPr>
+          <w:rFonts w:ascii="Times New Roman" w:hAnsi="Times New Roman" w:eastAsia="宋体" w:cs="Times New Roman"/>
+          <w:sz w:val="18"/>
+          <w:szCs w:val="18"/>
+        </w:rPr>
+        <w:t>[19] 操小晋,朱天可,邓元媛,等.老旧单位社区更新的治理机制重构——基于行动者网络理论视角[J].现代城市研究,2022(6):113-119.</w:t>
+      </w:r>
+    </w:p>
+    <w:p>
+      <w:pPr>
+        <w:tabs>
+          <w:tab w:val="clear" w:pos="397"/>
+        </w:tabs>
+        <w:spacing w:line="440" w:lineRule="exact"/>
+        <w:rPr>
+          <w:rFonts w:ascii="Times New Roman" w:hAnsi="Times New Roman" w:eastAsia="宋体" w:cs="Times New Roman"/>
+          <w:sz w:val="18"/>
+          <w:szCs w:val="18"/>
+        </w:rPr>
+      </w:pPr>
+      <w:r>
+        <w:rPr>
+          <w:rFonts w:ascii="Times New Roman" w:hAnsi="Times New Roman" w:eastAsia="宋体" w:cs="Times New Roman"/>
+          <w:sz w:val="18"/>
+          <w:szCs w:val="18"/>
+        </w:rPr>
+        <w:t>[20] 赵普,何珍珍,王超.基于行动者网络理论的乡村旅游产业的演化过程与机制——以贵州省纳孔村为例[J/OL].地域研究与开发:1-12[2026-09-21].https://link.cnki.net/urlid/41.1085.P.20251217.1648.006.</w:t>
+      </w:r>
+    </w:p>
+    <w:p>
+      <w:pPr>
+        <w:tabs>
+          <w:tab w:val="clear" w:pos="397"/>
+        </w:tabs>
+        <w:spacing w:line="440" w:lineRule="exact"/>
+        <w:rPr>
+          <w:rFonts w:ascii="Times New Roman" w:hAnsi="Times New Roman" w:eastAsia="宋体" w:cs="Times New Roman"/>
+          <w:sz w:val="18"/>
+          <w:szCs w:val="18"/>
+        </w:rPr>
+      </w:pPr>
+      <w:r>
+        <w:rPr>
+          <w:rFonts w:ascii="Times New Roman" w:hAnsi="Times New Roman" w:eastAsia="宋体" w:cs="Times New Roman"/>
+          <w:sz w:val="18"/>
+          <w:szCs w:val="18"/>
+        </w:rPr>
+        <w:t>[21] 谭华云,周国华.基于行动者网络理论的乡村绅士化演化过程与机制解析——以广西巴马盘阳河流域为例[J].地理学报,2022,77(4):869-887.</w:t>
+      </w:r>
+    </w:p>
+    <w:p>
+      <w:pPr>
+        <w:tabs>
+          <w:tab w:val="clear" w:pos="397"/>
+        </w:tabs>
+        <w:spacing w:line="440" w:lineRule="exact"/>
+        <w:rPr>
+          <w:rFonts w:ascii="Times New Roman" w:hAnsi="Times New Roman" w:eastAsia="宋体" w:cs="Times New Roman"/>
+          <w:sz w:val="18"/>
+          <w:szCs w:val="18"/>
+        </w:rPr>
+      </w:pPr>
+      <w:r>
+        <w:rPr>
+          <w:rFonts w:ascii="Times New Roman" w:hAnsi="Times New Roman" w:eastAsia="宋体" w:cs="Times New Roman"/>
+          <w:sz w:val="18"/>
+          <w:szCs w:val="18"/>
+        </w:rPr>
+        <w:t>[22] 王建英,孙琦,邹利林.基于行动者网络理论的海岛乡村空间演化路径——以福建平潭国际旅游岛北港村为例[J].地理科学,2025,45(5):1039-1049.</w:t>
+      </w:r>
+    </w:p>
+    <w:p>
+      <w:pPr>
+        <w:tabs>
+          <w:tab w:val="clear" w:pos="397"/>
+        </w:tabs>
+        <w:spacing w:line="440" w:lineRule="exact"/>
+        <w:rPr>
+          <w:rFonts w:ascii="Times New Roman" w:hAnsi="Times New Roman" w:eastAsia="宋体" w:cs="Times New Roman"/>
+          <w:sz w:val="18"/>
+          <w:szCs w:val="18"/>
+        </w:rPr>
+      </w:pPr>
+      <w:r>
+        <w:rPr>
+          <w:rFonts w:ascii="Times New Roman" w:hAnsi="Times New Roman" w:eastAsia="宋体" w:cs="Times New Roman"/>
+          <w:sz w:val="18"/>
+          <w:szCs w:val="18"/>
+        </w:rPr>
+        <w:t>[23] 魏红妮,朱竑,陈晶.行动者网络理论视角下文化旅游地的非遗展演与实践——以陕西黄帝陵祭典为例[J].旅游科学,2025,39(5):136-153.</w:t>
+      </w:r>
+    </w:p>
+    <w:p>
+      <w:pPr>
+        <w:tabs>
+          <w:tab w:val="clear" w:pos="397"/>
+        </w:tabs>
+        <w:spacing w:line="440" w:lineRule="exact"/>
+        <w:rPr>
+          <w:rFonts w:ascii="Times New Roman" w:hAnsi="Times New Roman" w:eastAsia="宋体" w:cs="Times New Roman"/>
+          <w:sz w:val="18"/>
+          <w:szCs w:val="18"/>
+        </w:rPr>
+      </w:pPr>
+      <w:r>
+        <w:rPr>
+          <w:rFonts w:ascii="Times New Roman" w:hAnsi="Times New Roman" w:eastAsia="宋体" w:cs="Times New Roman"/>
+          <w:sz w:val="18"/>
+          <w:szCs w:val="18"/>
+        </w:rPr>
+        <w:t>[24] 江一帆,武前波,黄琴诗.行动者网络视角下乡村片区化发展及其空间生产机制——以杭州市小古城村为例[J].热带地理,2025,45(9):1591-1604.</w:t>
+      </w:r>
+    </w:p>
+    <w:p>
+      <w:pPr>
+        <w:tabs>
+          <w:tab w:val="clear" w:pos="397"/>
+        </w:tabs>
+        <w:spacing w:line="440" w:lineRule="exact"/>
+        <w:rPr>
+          <w:rFonts w:ascii="Times New Roman" w:hAnsi="Times New Roman" w:eastAsia="宋体" w:cs="Times New Roman"/>
+          <w:sz w:val="18"/>
+          <w:szCs w:val="18"/>
+        </w:rPr>
+      </w:pPr>
+      <w:r>
+        <w:rPr>
+          <w:rFonts w:ascii="Times New Roman" w:hAnsi="Times New Roman" w:eastAsia="宋体" w:cs="Times New Roman"/>
+          <w:sz w:val="18"/>
+          <w:szCs w:val="18"/>
+        </w:rPr>
+        <w:t>[25] 周少君,冯谦,程斌武,等.行动者网络视角下无居民海岛开发的多元互动机制与网络稳定性研究——以广东放鸡岛、三角岛和牛头岛为例[J/OL].地理科学:1-13[2026-09-21].https://doi.org/10.13249/j.cnki.sgs.20251470.</w:t>
+      </w:r>
+    </w:p>
+    <w:p>
+      <w:pPr>
+        <w:tabs>
+          <w:tab w:val="clear" w:pos="397"/>
+        </w:tabs>
+        <w:spacing w:line="440" w:lineRule="exact"/>
+        <w:rPr>
+          <w:rFonts w:ascii="Times New Roman" w:hAnsi="Times New Roman" w:eastAsia="宋体" w:cs="Times New Roman"/>
+          <w:sz w:val="18"/>
+          <w:szCs w:val="18"/>
+        </w:rPr>
+      </w:pPr>
+      <w:r>
+        <w:rPr>
+          <w:rFonts w:ascii="Times New Roman" w:hAnsi="Times New Roman" w:eastAsia="宋体" w:cs="Times New Roman"/>
+          <w:sz w:val="18"/>
+          <w:szCs w:val="18"/>
+        </w:rPr>
+        <w:t>[26] 尹君锋,叶思菁,宋长青,等.行动者网络视角下青藏高原乡村空间转型过程及机制——以互助土族自治县麻吉村为例[J].地理研究,2025,44(8):2217-2236.</w:t>
+      </w:r>
+    </w:p>
+    <w:p>
+      <w:pPr>
+        <w:tabs>
+          <w:tab w:val="clear" w:pos="397"/>
+        </w:tabs>
+        <w:spacing w:line="440" w:lineRule="exact"/>
+        <w:rPr>
+          <w:rFonts w:ascii="Times New Roman" w:hAnsi="Times New Roman" w:eastAsia="宋体" w:cs="Times New Roman"/>
+          <w:sz w:val="18"/>
+          <w:szCs w:val="18"/>
+        </w:rPr>
+      </w:pPr>
+      <w:r>
+        <w:rPr>
+          <w:rFonts w:ascii="Times New Roman" w:hAnsi="Times New Roman" w:eastAsia="宋体" w:cs="Times New Roman"/>
+          <w:sz w:val="18"/>
+          <w:szCs w:val="18"/>
+        </w:rPr>
+        <w:t>[27] 刘天宝,柴彦威.中国城市单位制研究进展[J].地域研究与开发,2013,32(5):13-21.</w:t>
+      </w:r>
+    </w:p>
+    <w:p>
+      <w:pPr>
+        <w:tabs>
+          <w:tab w:val="clear" w:pos="397"/>
+        </w:tabs>
+        <w:spacing w:line="440" w:lineRule="exact"/>
+        <w:rPr>
+          <w:rFonts w:ascii="Times New Roman" w:hAnsi="Times New Roman" w:eastAsia="宋体" w:cs="Times New Roman"/>
+          <w:sz w:val="18"/>
+          <w:szCs w:val="18"/>
+        </w:rPr>
+      </w:pPr>
+      <w:r>
+        <w:rPr>
+          <w:rFonts w:ascii="Times New Roman" w:hAnsi="Times New Roman" w:eastAsia="宋体" w:cs="Times New Roman"/>
+          <w:sz w:val="18"/>
+          <w:szCs w:val="18"/>
+        </w:rPr>
+        <w:t>[28] 操小晋,朱喜钢,余思奇,等.基于场域理论的后单位社区空间生产研究——以徐矿社区为例[J].热带地理,2022,42(4):567-578.</w:t>
       </w:r>
     </w:p>
     <w:sectPr>
